--- a/referent/Block-2-Collections.docx
+++ b/referent/Block-2-Collections.docx
@@ -263,7 +263,7 @@
         </w:numPr>
       </w:pPr>
       <w:r>
-        <w:t>Übungstag 3:</w:t>
+        <w:t>Übungstag:</w:t>
       </w:r>
     </w:p>
     <w:p>
@@ -314,29 +314,12 @@
         <w:t>Ergänzung: List-/Dict-/Set-Comprehensions</w:t>
       </w:r>
     </w:p>
-    <w:p>
-      <w:pPr>
-        <w:pStyle w:val="ListParagraph"/>
-        <w:numPr>
-          <w:ilvl w:val="1"/>
-          <w:numId w:val="1"/>
-        </w:numPr>
-      </w:pPr>
-      <w:r>
-        <w:t>Ausblick: Funktionen und Module</w:t>
-      </w:r>
-    </w:p>
-    <w:p>
-      <w:r>
-        <w:br w:type="page"/>
-      </w:r>
-    </w:p>
+    <w:p/>
     <w:p>
       <w:pPr>
         <w:pStyle w:val="Heading1"/>
       </w:pPr>
       <w:r>
-        <w:lastRenderedPageBreak/>
         <w:t>Inhalte und thematische Abgrenzung</w:t>
       </w:r>
     </w:p>
@@ -397,7 +380,105 @@
         <w:rPr>
           <w:lang w:val="en-US"/>
         </w:rPr>
-        <w:t>String-Methoden (z.B. upper(), lower(), strip(), split(), join(), etc.)</w:t>
+        <w:t>String-</w:t>
+      </w:r>
+      <w:proofErr w:type="spellStart"/>
+      <w:r>
+        <w:rPr>
+          <w:lang w:val="en-US"/>
+        </w:rPr>
+        <w:t>Methoden</w:t>
+      </w:r>
+      <w:proofErr w:type="spellEnd"/>
+      <w:r>
+        <w:rPr>
+          <w:lang w:val="en-US"/>
+        </w:rPr>
+        <w:t xml:space="preserve"> (</w:t>
+      </w:r>
+      <w:proofErr w:type="spellStart"/>
+      <w:r>
+        <w:rPr>
+          <w:lang w:val="en-US"/>
+        </w:rPr>
+        <w:t>z.B.</w:t>
+      </w:r>
+      <w:proofErr w:type="spellEnd"/>
+      <w:r>
+        <w:rPr>
+          <w:lang w:val="en-US"/>
+        </w:rPr>
+        <w:t xml:space="preserve"> </w:t>
+      </w:r>
+      <w:proofErr w:type="gramStart"/>
+      <w:r>
+        <w:rPr>
+          <w:lang w:val="en-US"/>
+        </w:rPr>
+        <w:t>upper(</w:t>
+      </w:r>
+      <w:proofErr w:type="gramEnd"/>
+      <w:r>
+        <w:rPr>
+          <w:lang w:val="en-US"/>
+        </w:rPr>
+        <w:t xml:space="preserve">), </w:t>
+      </w:r>
+      <w:proofErr w:type="gramStart"/>
+      <w:r>
+        <w:rPr>
+          <w:lang w:val="en-US"/>
+        </w:rPr>
+        <w:t>lower(</w:t>
+      </w:r>
+      <w:proofErr w:type="gramEnd"/>
+      <w:r>
+        <w:rPr>
+          <w:lang w:val="en-US"/>
+        </w:rPr>
+        <w:t xml:space="preserve">), </w:t>
+      </w:r>
+      <w:proofErr w:type="gramStart"/>
+      <w:r>
+        <w:rPr>
+          <w:lang w:val="en-US"/>
+        </w:rPr>
+        <w:t>strip(</w:t>
+      </w:r>
+      <w:proofErr w:type="gramEnd"/>
+      <w:r>
+        <w:rPr>
+          <w:lang w:val="en-US"/>
+        </w:rPr>
+        <w:t xml:space="preserve">), </w:t>
+      </w:r>
+      <w:proofErr w:type="gramStart"/>
+      <w:r>
+        <w:rPr>
+          <w:lang w:val="en-US"/>
+        </w:rPr>
+        <w:t>split(</w:t>
+      </w:r>
+      <w:proofErr w:type="gramEnd"/>
+      <w:r>
+        <w:rPr>
+          <w:lang w:val="en-US"/>
+        </w:rPr>
+        <w:t xml:space="preserve">), </w:t>
+      </w:r>
+      <w:proofErr w:type="gramStart"/>
+      <w:r>
+        <w:rPr>
+          <w:lang w:val="en-US"/>
+        </w:rPr>
+        <w:t>join(</w:t>
+      </w:r>
+      <w:proofErr w:type="gramEnd"/>
+      <w:r>
+        <w:rPr>
+          <w:lang w:val="en-US"/>
+        </w:rPr>
+        <w:t>), etc.)</w:t>
       </w:r>
     </w:p>
     <w:p>
@@ -529,6 +610,7 @@
         </w:numPr>
       </w:pPr>
       <w:r>
+        <w:lastRenderedPageBreak/>
         <w:t>Erstellen von Tupeln</w:t>
       </w:r>
     </w:p>
@@ -778,352 +860,6 @@
       </w:r>
     </w:p>
     <w:p>
-      <w:pPr>
-        <w:pStyle w:val="Heading1"/>
-      </w:pPr>
-      <w:r>
-        <w:lastRenderedPageBreak/>
-        <w:t>Lernpfad</w:t>
-      </w:r>
-    </w:p>
-    <w:p>
-      <w:r>
-        <w:t>Der Lernpfad ist ein Vorschlag, in welcher Reihenfolge Sie die Inhalte der Woche angehen können.</w:t>
-      </w:r>
-      <w:r>
-        <w:br/>
-        <w:t>Betrachten Sie ihn gerne als eine Todo-Liste, die Sie von oben nach unten abhaken. So können Sie</w:t>
-      </w:r>
-      <w:r>
-        <w:br/>
-        <w:t>sicher sein, dass Sie alle wichtigen Themen bearbeitet haben und sind gut vorbereitet für die folgenden Wochen.</w:t>
-      </w:r>
-    </w:p>
-    <w:p>
-      <w:r>
-        <w:t>1. Vorbereitung</w:t>
-      </w:r>
-    </w:p>
-    <w:p>
-      <w:pPr>
-        <w:pStyle w:val="ListParagraph"/>
-        <w:numPr>
-          <w:ilvl w:val="0"/>
-          <w:numId w:val="1"/>
-        </w:numPr>
-      </w:pPr>
-      <w:r>
-        <w:t>Installation zusätzlicher Python-Bibliotheken (falls erforderlich)</w:t>
-      </w:r>
-    </w:p>
-    <w:p>
-      <w:pPr>
-        <w:pStyle w:val="ListParagraph"/>
-        <w:numPr>
-          <w:ilvl w:val="0"/>
-          <w:numId w:val="1"/>
-        </w:numPr>
-      </w:pPr>
-      <w:r>
-        <w:t>Bereitstellung empfohlener Lernmaterialien (Bücher, Online-Kurse, Videos)</w:t>
-      </w:r>
-    </w:p>
-    <w:p>
-      <w:r>
-        <w:t>2. Strings</w:t>
-      </w:r>
-    </w:p>
-    <w:p>
-      <w:pPr>
-        <w:pStyle w:val="ListParagraph"/>
-        <w:numPr>
-          <w:ilvl w:val="0"/>
-          <w:numId w:val="1"/>
-        </w:numPr>
-      </w:pPr>
-      <w:r>
-        <w:t>Verständnis der Struktur und Eigenschaften von Strings</w:t>
-      </w:r>
-    </w:p>
-    <w:p>
-      <w:pPr>
-        <w:pStyle w:val="ListParagraph"/>
-        <w:numPr>
-          <w:ilvl w:val="0"/>
-          <w:numId w:val="1"/>
-        </w:numPr>
-      </w:pPr>
-      <w:r>
-        <w:t>Manipulation von Strings (Zugriff auf Zeichen, Slicing)</w:t>
-      </w:r>
-    </w:p>
-    <w:p>
-      <w:pPr>
-        <w:pStyle w:val="ListParagraph"/>
-        <w:numPr>
-          <w:ilvl w:val="0"/>
-          <w:numId w:val="1"/>
-        </w:numPr>
-      </w:pPr>
-      <w:r>
-        <w:t>Umwandlung zwischen Strings und Listen</w:t>
-      </w:r>
-    </w:p>
-    <w:p>
-      <w:r>
-        <w:t>3. Listen</w:t>
-      </w:r>
-    </w:p>
-    <w:p>
-      <w:pPr>
-        <w:pStyle w:val="ListParagraph"/>
-        <w:numPr>
-          <w:ilvl w:val="0"/>
-          <w:numId w:val="1"/>
-        </w:numPr>
-      </w:pPr>
-      <w:r>
-        <w:t>Verstehen, wie Listen in Python funktionieren</w:t>
-      </w:r>
-    </w:p>
-    <w:p>
-      <w:pPr>
-        <w:pStyle w:val="ListParagraph"/>
-        <w:numPr>
-          <w:ilvl w:val="0"/>
-          <w:numId w:val="1"/>
-        </w:numPr>
-      </w:pPr>
-      <w:r>
-        <w:t>Umwandlung zwischen Listen und anderen Datentypen (Tupel, Mengen)</w:t>
-      </w:r>
-    </w:p>
-    <w:p>
-      <w:r>
-        <w:t>4. Tupel</w:t>
-      </w:r>
-    </w:p>
-    <w:p>
-      <w:pPr>
-        <w:pStyle w:val="ListParagraph"/>
-        <w:numPr>
-          <w:ilvl w:val="0"/>
-          <w:numId w:val="1"/>
-        </w:numPr>
-      </w:pPr>
-      <w:r>
-        <w:t>Verständnis der Eigenschaften und Verwendungszwecke von Tupeln</w:t>
-      </w:r>
-    </w:p>
-    <w:p>
-      <w:pPr>
-        <w:pStyle w:val="ListParagraph"/>
-        <w:numPr>
-          <w:ilvl w:val="0"/>
-          <w:numId w:val="1"/>
-        </w:numPr>
-      </w:pPr>
-      <w:r>
-        <w:t>Manipulation von Tupeln (Zugriff auf Elemente, Slicing, Methoden)</w:t>
-      </w:r>
-    </w:p>
-    <w:p>
-      <w:pPr>
-        <w:pStyle w:val="ListParagraph"/>
-        <w:numPr>
-          <w:ilvl w:val="0"/>
-          <w:numId w:val="1"/>
-        </w:numPr>
-      </w:pPr>
-      <w:r>
-        <w:t>Umwandlung zwischen Tupeln und Listen</w:t>
-      </w:r>
-    </w:p>
-    <w:p>
-      <w:r>
-        <w:t>5. Mengen</w:t>
-      </w:r>
-    </w:p>
-    <w:p>
-      <w:pPr>
-        <w:pStyle w:val="ListParagraph"/>
-        <w:numPr>
-          <w:ilvl w:val="0"/>
-          <w:numId w:val="1"/>
-        </w:numPr>
-      </w:pPr>
-      <w:r>
-        <w:t>Verständnis der Eigenschaften und Verwendungszwecke von Mengen</w:t>
-      </w:r>
-    </w:p>
-    <w:p>
-      <w:pPr>
-        <w:pStyle w:val="ListParagraph"/>
-        <w:numPr>
-          <w:ilvl w:val="0"/>
-          <w:numId w:val="1"/>
-        </w:numPr>
-      </w:pPr>
-      <w:r>
-        <w:t>Umwandlung zwischen Mengen und Listen</w:t>
-      </w:r>
-    </w:p>
-    <w:p>
-      <w:r>
-        <w:t>6. Dictionaries</w:t>
-      </w:r>
-    </w:p>
-    <w:p>
-      <w:pPr>
-        <w:pStyle w:val="ListParagraph"/>
-        <w:numPr>
-          <w:ilvl w:val="0"/>
-          <w:numId w:val="1"/>
-        </w:numPr>
-      </w:pPr>
-      <w:r>
-        <w:t>Verstehen, wie Dictionaries in Python funktionieren</w:t>
-      </w:r>
-    </w:p>
-    <w:p>
-      <w:r>
-        <w:t>8. Übungsaufgaben</w:t>
-      </w:r>
-    </w:p>
-    <w:p>
-      <w:pPr>
-        <w:pStyle w:val="ListParagraph"/>
-        <w:numPr>
-          <w:ilvl w:val="0"/>
-          <w:numId w:val="2"/>
-        </w:numPr>
-      </w:pPr>
-      <w:r>
-        <w:t>Manipulation von Datenstrukturen</w:t>
-      </w:r>
-    </w:p>
-    <w:p>
-      <w:pPr>
-        <w:pStyle w:val="ListParagraph"/>
-        <w:numPr>
-          <w:ilvl w:val="0"/>
-          <w:numId w:val="2"/>
-        </w:numPr>
-      </w:pPr>
-      <w:r>
-        <w:t>Umwandlung zwischen verschiedenen Datentypen</w:t>
-      </w:r>
-    </w:p>
-    <w:p>
-      <w:pPr>
-        <w:pStyle w:val="ListParagraph"/>
-        <w:numPr>
-          <w:ilvl w:val="0"/>
-          <w:numId w:val="2"/>
-        </w:numPr>
-      </w:pPr>
-      <w:r>
-        <w:t>Suche und Manipulation der Daten</w:t>
-      </w:r>
-    </w:p>
-    <w:p>
-      <w:pPr>
-        <w:pStyle w:val="ListParagraph"/>
-        <w:numPr>
-          <w:ilvl w:val="0"/>
-          <w:numId w:val="2"/>
-        </w:numPr>
-      </w:pPr>
-      <w:r>
-        <w:t>Arbeit mit verschachtelten Strukturen</w:t>
-      </w:r>
-    </w:p>
-    <w:p>
-      <w:r>
-        <w:t>9. Selbstbewertung</w:t>
-      </w:r>
-    </w:p>
-    <w:p>
-      <w:pPr>
-        <w:pStyle w:val="ListParagraph"/>
-        <w:numPr>
-          <w:ilvl w:val="0"/>
-          <w:numId w:val="2"/>
-        </w:numPr>
-      </w:pPr>
-      <w:r>
-        <w:t>Durchführung von Multiple-Choice-Bewertungen</w:t>
-      </w:r>
-    </w:p>
-    <w:p>
-      <w:pPr>
-        <w:pStyle w:val="ListParagraph"/>
-        <w:numPr>
-          <w:ilvl w:val="0"/>
-          <w:numId w:val="2"/>
-        </w:numPr>
-      </w:pPr>
-      <w:r>
-        <w:t>Überprüfung der wichtigsten Konzepte und Fähigkeiten</w:t>
-      </w:r>
-    </w:p>
-    <w:p>
-      <w:pPr>
-        <w:pStyle w:val="ListParagraph"/>
-        <w:numPr>
-          <w:ilvl w:val="0"/>
-          <w:numId w:val="2"/>
-        </w:numPr>
-      </w:pPr>
-      <w:r>
-        <w:t>Nachbearbeitung von schwierigen Themen</w:t>
-      </w:r>
-    </w:p>
-    <w:p>
-      <w:r>
-        <w:t>10. Online-Schulungstag</w:t>
-      </w:r>
-    </w:p>
-    <w:p>
-      <w:pPr>
-        <w:pStyle w:val="ListParagraph"/>
-        <w:numPr>
-          <w:ilvl w:val="0"/>
-          <w:numId w:val="2"/>
-        </w:numPr>
-      </w:pPr>
-      <w:r>
-        <w:t>Wiederholung der gelernten Themen</w:t>
-      </w:r>
-    </w:p>
-    <w:p>
-      <w:pPr>
-        <w:pStyle w:val="ListParagraph"/>
-        <w:numPr>
-          <w:ilvl w:val="0"/>
-          <w:numId w:val="2"/>
-        </w:numPr>
-      </w:pPr>
-      <w:r>
-        <w:t>Vertiefung der Arbeit mit Datenstrukturen</w:t>
-      </w:r>
-    </w:p>
-    <w:p>
-      <w:pPr>
-        <w:pStyle w:val="ListParagraph"/>
-        <w:numPr>
-          <w:ilvl w:val="0"/>
-          <w:numId w:val="2"/>
-        </w:numPr>
-      </w:pPr>
-      <w:r>
-        <w:t>Ausblick auf Funktionen und Module</w:t>
-      </w:r>
-    </w:p>
-    <w:p>
-      <w:r>
-        <w:br w:type="page"/>
-      </w:r>
       <w:r>
         <w:lastRenderedPageBreak/>
         <w:t>Programmieraufgaben</w:t>

--- a/referent/Block-2-Collections.docx
+++ b/referent/Block-2-Collections.docx
@@ -325,11 +325,6 @@
     </w:p>
     <w:p/>
     <w:p>
-      <w:r>
-        <w:t>Die folgende Auflistung zeigt detailliert, welche Themen Sie in der Woche behandeln und bearbeiten. Sie sind eine Voraussetzung für die folgenden Wochen und sollten gut verstanden worden sein. Wenn es Verständnisprobleme gibt, machen Sie sich Notizen und fragen Sie am Präsenztag nach, so dass wir gemeinsam zu Lösungen kommen können. Und denken Sie bitte immer daran: es gibt keine „dummen“ Fragen!</w:t>
-      </w:r>
-    </w:p>
-    <w:p>
       <w:pPr>
         <w:pStyle w:val="ListParagraph"/>
         <w:numPr>
@@ -610,44 +605,92 @@
         </w:numPr>
       </w:pPr>
       <w:r>
+        <w:t>Erstellen von Tupeln</w:t>
+      </w:r>
+    </w:p>
+    <w:p>
+      <w:pPr>
+        <w:pStyle w:val="ListParagraph"/>
+        <w:numPr>
+          <w:ilvl w:val="1"/>
+          <w:numId w:val="1"/>
+        </w:numPr>
+      </w:pPr>
+      <w:r>
+        <w:t>Zugriff auf Tuplelemente</w:t>
+      </w:r>
+    </w:p>
+    <w:p>
+      <w:pPr>
+        <w:pStyle w:val="ListParagraph"/>
+        <w:numPr>
+          <w:ilvl w:val="1"/>
+          <w:numId w:val="1"/>
+        </w:numPr>
+      </w:pPr>
+      <w:r>
+        <w:t>Unveränderlichkeit von Tupeln</w:t>
+      </w:r>
+    </w:p>
+    <w:p>
+      <w:pPr>
+        <w:pStyle w:val="ListParagraph"/>
+        <w:numPr>
+          <w:ilvl w:val="1"/>
+          <w:numId w:val="1"/>
+        </w:numPr>
+      </w:pPr>
+      <w:r>
+        <w:t>Tupel durchlaufen</w:t>
+      </w:r>
+    </w:p>
+    <w:p>
+      <w:pPr>
+        <w:pStyle w:val="ListParagraph"/>
+        <w:numPr>
+          <w:ilvl w:val="0"/>
+          <w:numId w:val="1"/>
+        </w:numPr>
+      </w:pPr>
+      <w:r>
+        <w:t>Mengen</w:t>
+      </w:r>
+    </w:p>
+    <w:p>
+      <w:pPr>
+        <w:pStyle w:val="ListParagraph"/>
+        <w:numPr>
+          <w:ilvl w:val="1"/>
+          <w:numId w:val="1"/>
+        </w:numPr>
+      </w:pPr>
+      <w:r>
+        <w:t>Erstellen von Mengen</w:t>
+      </w:r>
+    </w:p>
+    <w:p>
+      <w:pPr>
+        <w:pStyle w:val="ListParagraph"/>
+        <w:numPr>
+          <w:ilvl w:val="1"/>
+          <w:numId w:val="1"/>
+        </w:numPr>
+      </w:pPr>
+      <w:r>
         <w:lastRenderedPageBreak/>
-        <w:t>Erstellen von Tupeln</w:t>
-      </w:r>
-    </w:p>
-    <w:p>
-      <w:pPr>
-        <w:pStyle w:val="ListParagraph"/>
-        <w:numPr>
-          <w:ilvl w:val="1"/>
-          <w:numId w:val="1"/>
-        </w:numPr>
-      </w:pPr>
-      <w:r>
-        <w:t>Zugriff auf Tuplelemente</w:t>
-      </w:r>
-    </w:p>
-    <w:p>
-      <w:pPr>
-        <w:pStyle w:val="ListParagraph"/>
-        <w:numPr>
-          <w:ilvl w:val="1"/>
-          <w:numId w:val="1"/>
-        </w:numPr>
-      </w:pPr>
-      <w:r>
-        <w:t>Unveränderlichkeit von Tupeln</w:t>
-      </w:r>
-    </w:p>
-    <w:p>
-      <w:pPr>
-        <w:pStyle w:val="ListParagraph"/>
-        <w:numPr>
-          <w:ilvl w:val="1"/>
-          <w:numId w:val="1"/>
-        </w:numPr>
-      </w:pPr>
-      <w:r>
-        <w:t>Tupel durchlaufen</w:t>
+        <w:t>Hinzufügen und Entfernen von Elementen in Mengen</w:t>
+      </w:r>
+    </w:p>
+    <w:p>
+      <w:pPr>
+        <w:pStyle w:val="ListParagraph"/>
+        <w:numPr>
+          <w:ilvl w:val="1"/>
+          <w:numId w:val="1"/>
+        </w:numPr>
+      </w:pPr>
+      <w:r>
+        <w:t>Set-Operationen (Vereinigung, Schnittmenge, Differenz)</w:t>
       </w:r>
     </w:p>
     <w:p>
@@ -659,43 +702,43 @@
         </w:numPr>
       </w:pPr>
       <w:r>
-        <w:t>Mengen</w:t>
-      </w:r>
-    </w:p>
-    <w:p>
-      <w:pPr>
-        <w:pStyle w:val="ListParagraph"/>
-        <w:numPr>
-          <w:ilvl w:val="1"/>
-          <w:numId w:val="1"/>
-        </w:numPr>
-      </w:pPr>
-      <w:r>
-        <w:t>Erstellen von Mengen</w:t>
-      </w:r>
-    </w:p>
-    <w:p>
-      <w:pPr>
-        <w:pStyle w:val="ListParagraph"/>
-        <w:numPr>
-          <w:ilvl w:val="1"/>
-          <w:numId w:val="1"/>
-        </w:numPr>
-      </w:pPr>
-      <w:r>
-        <w:t>Hinzufügen und Entfernen von Elementen in Mengen</w:t>
-      </w:r>
-    </w:p>
-    <w:p>
-      <w:pPr>
-        <w:pStyle w:val="ListParagraph"/>
-        <w:numPr>
-          <w:ilvl w:val="1"/>
-          <w:numId w:val="1"/>
-        </w:numPr>
-      </w:pPr>
-      <w:r>
-        <w:t>Set-Operationen (Vereinigung, Schnittmenge, Differenz)</w:t>
+        <w:t>Listenoperationen</w:t>
+      </w:r>
+    </w:p>
+    <w:p>
+      <w:pPr>
+        <w:pStyle w:val="ListParagraph"/>
+        <w:numPr>
+          <w:ilvl w:val="1"/>
+          <w:numId w:val="1"/>
+        </w:numPr>
+      </w:pPr>
+      <w:r>
+        <w:t>Listen sortieren</w:t>
+      </w:r>
+    </w:p>
+    <w:p>
+      <w:pPr>
+        <w:pStyle w:val="ListParagraph"/>
+        <w:numPr>
+          <w:ilvl w:val="1"/>
+          <w:numId w:val="1"/>
+        </w:numPr>
+      </w:pPr>
+      <w:r>
+        <w:t>Listen umkehreno Anzahl der Elemente in einer Liste finden</w:t>
+      </w:r>
+    </w:p>
+    <w:p>
+      <w:pPr>
+        <w:pStyle w:val="ListParagraph"/>
+        <w:numPr>
+          <w:ilvl w:val="1"/>
+          <w:numId w:val="1"/>
+        </w:numPr>
+      </w:pPr>
+      <w:r>
+        <w:t>Prüfung, ob ein Element in einer Liste vorhanden ist</w:t>
       </w:r>
     </w:p>
     <w:p>
@@ -707,43 +750,55 @@
         </w:numPr>
       </w:pPr>
       <w:r>
-        <w:t>Listenoperationen</w:t>
-      </w:r>
-    </w:p>
-    <w:p>
-      <w:pPr>
-        <w:pStyle w:val="ListParagraph"/>
-        <w:numPr>
-          <w:ilvl w:val="1"/>
-          <w:numId w:val="1"/>
-        </w:numPr>
-      </w:pPr>
-      <w:r>
-        <w:t>Listen sortieren</w:t>
-      </w:r>
-    </w:p>
-    <w:p>
-      <w:pPr>
-        <w:pStyle w:val="ListParagraph"/>
-        <w:numPr>
-          <w:ilvl w:val="1"/>
-          <w:numId w:val="1"/>
-        </w:numPr>
-      </w:pPr>
-      <w:r>
-        <w:t>Listen umkehreno Anzahl der Elemente in einer Liste finden</w:t>
-      </w:r>
-    </w:p>
-    <w:p>
-      <w:pPr>
-        <w:pStyle w:val="ListParagraph"/>
-        <w:numPr>
-          <w:ilvl w:val="1"/>
-          <w:numId w:val="1"/>
-        </w:numPr>
-      </w:pPr>
-      <w:r>
-        <w:t>Prüfung, ob ein Element in einer Liste vorhanden ist</w:t>
+        <w:t>Dictionaries</w:t>
+      </w:r>
+    </w:p>
+    <w:p>
+      <w:pPr>
+        <w:pStyle w:val="ListParagraph"/>
+        <w:numPr>
+          <w:ilvl w:val="1"/>
+          <w:numId w:val="1"/>
+        </w:numPr>
+      </w:pPr>
+      <w:r>
+        <w:t>Erstellen von Dictionaries</w:t>
+      </w:r>
+    </w:p>
+    <w:p>
+      <w:pPr>
+        <w:pStyle w:val="ListParagraph"/>
+        <w:numPr>
+          <w:ilvl w:val="1"/>
+          <w:numId w:val="1"/>
+        </w:numPr>
+      </w:pPr>
+      <w:r>
+        <w:t>Zugriff auf Dictionary-Elemente</w:t>
+      </w:r>
+    </w:p>
+    <w:p>
+      <w:pPr>
+        <w:pStyle w:val="ListParagraph"/>
+        <w:numPr>
+          <w:ilvl w:val="1"/>
+          <w:numId w:val="1"/>
+        </w:numPr>
+      </w:pPr>
+      <w:r>
+        <w:t>Hinzufügen und Entfernen von Elementen in einem Dictionary</w:t>
+      </w:r>
+    </w:p>
+    <w:p>
+      <w:pPr>
+        <w:pStyle w:val="ListParagraph"/>
+        <w:numPr>
+          <w:ilvl w:val="1"/>
+          <w:numId w:val="1"/>
+        </w:numPr>
+      </w:pPr>
+      <w:r>
+        <w:t>Durchlaufen eines Dictionaries</w:t>
       </w:r>
     </w:p>
     <w:p>
@@ -755,66 +810,6 @@
         </w:numPr>
       </w:pPr>
       <w:r>
-        <w:t>Dictionaries</w:t>
-      </w:r>
-    </w:p>
-    <w:p>
-      <w:pPr>
-        <w:pStyle w:val="ListParagraph"/>
-        <w:numPr>
-          <w:ilvl w:val="1"/>
-          <w:numId w:val="1"/>
-        </w:numPr>
-      </w:pPr>
-      <w:r>
-        <w:t>Erstellen von Dictionaries</w:t>
-      </w:r>
-    </w:p>
-    <w:p>
-      <w:pPr>
-        <w:pStyle w:val="ListParagraph"/>
-        <w:numPr>
-          <w:ilvl w:val="1"/>
-          <w:numId w:val="1"/>
-        </w:numPr>
-      </w:pPr>
-      <w:r>
-        <w:t>Zugriff auf Dictionary-Elemente</w:t>
-      </w:r>
-    </w:p>
-    <w:p>
-      <w:pPr>
-        <w:pStyle w:val="ListParagraph"/>
-        <w:numPr>
-          <w:ilvl w:val="1"/>
-          <w:numId w:val="1"/>
-        </w:numPr>
-      </w:pPr>
-      <w:r>
-        <w:t>Hinzufügen und Entfernen von Elementen in einem Dictionary</w:t>
-      </w:r>
-    </w:p>
-    <w:p>
-      <w:pPr>
-        <w:pStyle w:val="ListParagraph"/>
-        <w:numPr>
-          <w:ilvl w:val="1"/>
-          <w:numId w:val="1"/>
-        </w:numPr>
-      </w:pPr>
-      <w:r>
-        <w:t>Durchlaufen eines Dictionaries</w:t>
-      </w:r>
-    </w:p>
-    <w:p>
-      <w:pPr>
-        <w:pStyle w:val="ListParagraph"/>
-        <w:numPr>
-          <w:ilvl w:val="0"/>
-          <w:numId w:val="1"/>
-        </w:numPr>
-      </w:pPr>
-      <w:r>
         <w:t>Dictionary-Operationen</w:t>
       </w:r>
     </w:p>
@@ -854,14 +849,12 @@
         <w:t>Verschachtelte Dictionaries</w:t>
       </w:r>
     </w:p>
-    <w:p>
-      <w:r>
-        <w:br w:type="page"/>
-      </w:r>
-    </w:p>
-    <w:p>
-      <w:r>
-        <w:lastRenderedPageBreak/>
+    <w:p/>
+    <w:p>
+      <w:pPr>
+        <w:pStyle w:val="Heading1"/>
+      </w:pPr>
+      <w:r>
         <w:t>Programmieraufgaben</w:t>
       </w:r>
     </w:p>
@@ -1047,6 +1040,7 @@
         </w:numPr>
       </w:pPr>
       <w:r>
+        <w:lastRenderedPageBreak/>
         <w:t>Schreiben Sie ein Python-Programm, das überprüft, ob eine Menge eine Teilmenge einer anderen ist.</w:t>
       </w:r>
     </w:p>
